--- a/public/resumes/Finn-Nguyen-Resume-Support-Engineer.docx
+++ b/public/resumes/Finn-Nguyen-Resume-Support-Engineer.docx
@@ -138,7 +138,7 @@
           <w:sz w:val="19"/>
           <w:szCs w:val="19"/>
         </w:rPr>
-        <w:t xml:space="preserve">REST APIs, SQL Server, Firebase, Strapi</w:t>
+        <w:t>REST APIs, SQL Server, Firebase, Strapi, AWS Amplify</w:t>
       </w:r>
     </w:p>
     <w:p>
@@ -276,30 +276,17 @@
       </w:r>
     </w:p>
     <w:p>
-      <w:pPr>
-        <w:spacing w:after="20" w:before="100"/>
-      </w:pPr>
-      <w:r>
-        <w:rPr>
-          <w:rFonts w:ascii="Calibri" w:cs="Calibri" w:eastAsia="Calibri" w:hAnsi="Calibri"/>
-          <w:b/>
-          <w:bCs/>
-          <w:color w:val="222222"/>
-          <w:sz w:val="20"/>
-          <w:szCs w:val="20"/>
-        </w:rPr>
-        <w:t xml:space="preserve">Music Mixer Platform — Team Project</w:t>
-      </w:r>
-      <w:r>
-        <w:rPr>
-          <w:rFonts w:ascii="Calibri" w:cs="Calibri" w:eastAsia="Calibri" w:hAnsi="Calibri"/>
+      <w:r>
+        <w:rPr>
+          <w:b/>
+        </w:rPr>
+        <w:t>Turn Rotation — Salon Operations Platform — Personal Project</w:t>
+      </w:r>
+      <w:r>
+        <w:rPr>
           <w:i/>
-          <w:iCs/>
-          <w:color w:val="555555"/>
-          <w:sz w:val="19"/>
-          <w:szCs w:val="19"/>
-        </w:rPr>
-        <w:t xml:space="preserve">  |  React, FastAPI, Firebase, Demucs | 2025</w:t>
+        </w:rPr>
+        <w:t xml:space="preserve">  |  Next.js, Supabase, AWS Amplify | 2026</w:t>
       </w:r>
     </w:p>
     <w:p>
@@ -309,16 +296,21 @@
           <w:ilvl w:val="0"/>
           <w:numId w:val="2"/>
         </w:numPr>
-        <w:spacing w:after="40"/>
-      </w:pPr>
-      <w:r>
-        <w:rPr>
-          <w:rFonts w:ascii="Calibri" w:cs="Calibri" w:eastAsia="Calibri" w:hAnsi="Calibri"/>
-          <w:color w:val="222222"/>
-          <w:sz w:val="19"/>
-          <w:szCs w:val="19"/>
-        </w:rPr>
-        <w:t xml:space="preserve">Built and debugged an audio-processing pipeline integrating three external services (Deezer API, Firebase, Demucs), troubleshooting failures across service boundaries.</w:t>
+      </w:pPr>
+      <w:r>
+        <w:t>Root-caused a silent production bug where error-tracking and session-refresh hooks never executed: traced the framework's internal file-resolution logic to find the cause, then confirmed the fix against both local and production build output before calling it resolved.</w:t>
+      </w:r>
+    </w:p>
+    <w:p>
+      <w:pPr>
+        <w:pStyle w:val="ListParagraph"/>
+        <w:numPr>
+          <w:ilvl w:val="0"/>
+          <w:numId w:val="2"/>
+        </w:numPr>
+      </w:pPr>
+      <w:r>
+        <w:t>Diagnosed a missing error-tracking event by tracing the issue from the monitoring dashboard back through the build and deploy pipeline to a stale local process, rather than assuming the integration itself was broken.</w:t>
       </w:r>
     </w:p>
     <w:p>
